--- a/Raport.docx
+++ b/Raport.docx
@@ -4,135 +4,885 @@
   <w:body>
     <w:p>
       <w:pPr>
-        <w:jc w:val="center"/>
+        <w:rPr>
+          <w:lang w:val="pl-PL"/>
+        </w:rPr>
+      </w:pPr>
+      <w:r>
         <w:rPr>
           <w:b/>
           <w:bCs/>
-          <w:lang w:val="pl-PL"/>
-        </w:rPr>
-      </w:pPr>
+          <w:sz w:val="32"/>
+          <w:szCs w:val="32"/>
+          <w:lang w:val="pl-PL"/>
+        </w:rPr>
+        <w:t xml:space="preserve">Raport z analizy przestojów linii </w:t>
+      </w:r>
       <w:r>
         <w:rPr>
           <w:b/>
           <w:bCs/>
-          <w:lang w:val="pl-PL"/>
-        </w:rPr>
-        <w:t>Raport analizy KPI dla linii Y</w:t>
-      </w:r>
-    </w:p>
-    <w:p>
-      <w:pPr>
-        <w:jc w:val="center"/>
+          <w:sz w:val="32"/>
+          <w:szCs w:val="32"/>
+          <w:lang w:val="pl-PL"/>
+        </w:rPr>
+        <w:t>X</w:t>
+      </w:r>
+      <w:r>
+        <w:rPr>
+          <w:lang w:val="pl-PL"/>
+        </w:rPr>
+        <w:br/>
+      </w:r>
+      <w:r>
+        <w:rPr>
+          <w:lang w:val="pl-PL"/>
+        </w:rPr>
+        <w:br/>
+      </w:r>
+      <w:r>
+        <w:rPr>
+          <w:lang w:val="pl-PL"/>
+        </w:rPr>
+        <w:t xml:space="preserve">W pierwszym etapie przeanalizowany został wskaźnik </w:t>
+      </w:r>
+      <w:proofErr w:type="spellStart"/>
+      <w:r>
+        <w:rPr>
+          <w:lang w:val="pl-PL"/>
+        </w:rPr>
+        <w:t>FPYdla</w:t>
+      </w:r>
+      <w:proofErr w:type="spellEnd"/>
+      <w:r>
+        <w:rPr>
+          <w:lang w:val="pl-PL"/>
+        </w:rPr>
+        <w:t xml:space="preserve"> jednego tygodnia a wnioski z jego analizy zostały zamieszczone w prezentacji  </w:t>
+      </w:r>
+    </w:p>
+    <w:p>
+      <w:pPr>
+        <w:rPr>
+          <w:lang w:val="pl-PL"/>
+        </w:rPr>
+      </w:pPr>
+      <w:r>
+        <w:rPr>
+          <w:lang w:val="pl-PL"/>
+        </w:rPr>
+        <w:t>Dashboard przedstawia porównanie wskaźnika FPY, wydajności i procentowego czasu przestojów, co ułatwia jednoczesną analizę i określenie czy istnieje powiązanie pomiędzy tymi wskaźnikami.</w:t>
+      </w:r>
+      <w:r>
+        <w:rPr>
+          <w:lang w:val="pl-PL"/>
+        </w:rPr>
+        <w:br/>
+        <w:t xml:space="preserve">Dodatkowo </w:t>
+      </w:r>
+      <w:r>
+        <w:rPr>
+          <w:lang w:val="pl-PL"/>
+        </w:rPr>
+        <w:t xml:space="preserve">dzięki wykresom </w:t>
+      </w:r>
+      <w:proofErr w:type="spellStart"/>
+      <w:r>
+        <w:rPr>
+          <w:lang w:val="pl-PL"/>
+        </w:rPr>
+        <w:t>pareto</w:t>
+      </w:r>
+      <w:proofErr w:type="spellEnd"/>
+      <w:r>
+        <w:rPr>
+          <w:lang w:val="pl-PL"/>
+        </w:rPr>
+        <w:t xml:space="preserve"> dokł</w:t>
+      </w:r>
+      <w:r>
+        <w:rPr>
+          <w:lang w:val="pl-PL"/>
+        </w:rPr>
+        <w:t>a</w:t>
+      </w:r>
+      <w:r>
+        <w:rPr>
+          <w:lang w:val="pl-PL"/>
+        </w:rPr>
+        <w:t>dnie można określić na której stacji jest najwięcej przekrojów, jakie urządzenie i jaka usterka są największym problemem w ujęciu czasowym jak i procentowym.</w:t>
+      </w:r>
+      <w:r>
+        <w:rPr>
+          <w:lang w:val="pl-PL"/>
+        </w:rPr>
+        <w:br/>
+        <w:t>Z danych jasno wynika, że najwięcej przestojów tj. 3641</w:t>
+      </w:r>
+      <w:r>
+        <w:rPr>
+          <w:lang w:val="pl-PL"/>
+        </w:rPr>
+        <w:t xml:space="preserve"> min</w:t>
+      </w:r>
+      <w:r>
+        <w:rPr>
+          <w:lang w:val="pl-PL"/>
+        </w:rPr>
+        <w:t xml:space="preserve"> ( 66%) spowodowanych jest awarią na stacji 60. W samej stacji 60 najbardziej problematyczne są kolejno:</w:t>
+      </w:r>
+    </w:p>
+    <w:p>
+      <w:pPr>
+        <w:rPr>
+          <w:lang w:val="pl-PL"/>
+        </w:rPr>
+      </w:pPr>
+      <w:r>
+        <w:rPr>
+          <w:lang w:val="pl-PL"/>
+        </w:rPr>
+        <w:t>-</w:t>
+      </w:r>
+      <w:r>
+        <w:rPr>
+          <w:lang w:val="pl-PL"/>
+        </w:rPr>
+        <w:t xml:space="preserve"> robot KUKA 1947 min (53%)</w:t>
+      </w:r>
+    </w:p>
+    <w:p>
+      <w:pPr>
+        <w:rPr>
+          <w:lang w:val="pl-PL"/>
+        </w:rPr>
+      </w:pPr>
+      <w:r>
+        <w:rPr>
+          <w:lang w:val="pl-PL"/>
+        </w:rPr>
+        <w:t>-</w:t>
+      </w:r>
+      <w:r>
+        <w:rPr>
+          <w:lang w:val="pl-PL"/>
+        </w:rPr>
+        <w:t xml:space="preserve"> CELL1 1152</w:t>
+      </w:r>
+      <w:r>
+        <w:rPr>
+          <w:lang w:val="pl-PL"/>
+        </w:rPr>
+        <w:t xml:space="preserve"> </w:t>
+      </w:r>
+      <w:r>
+        <w:rPr>
+          <w:lang w:val="pl-PL"/>
+        </w:rPr>
+        <w:t xml:space="preserve">min (32%) </w:t>
+      </w:r>
+    </w:p>
+    <w:p>
+      <w:pPr>
+        <w:rPr>
+          <w:lang w:val="pl-PL"/>
+        </w:rPr>
+      </w:pPr>
+      <w:r>
+        <w:rPr>
+          <w:lang w:val="pl-PL"/>
+        </w:rPr>
+        <w:t>-</w:t>
+      </w:r>
+      <w:r>
+        <w:rPr>
+          <w:lang w:val="pl-PL"/>
+        </w:rPr>
+        <w:t xml:space="preserve"> CELL2 543min (15%).</w:t>
+      </w:r>
+    </w:p>
+    <w:p>
+      <w:pPr>
+        <w:rPr>
+          <w:lang w:val="pl-PL"/>
+        </w:rPr>
+      </w:pPr>
+      <w:r>
+        <w:rPr>
+          <w:noProof/>
+          <w:lang w:val="pl-PL"/>
+        </w:rPr>
+        <w:drawing>
+          <wp:inline distT="0" distB="0" distL="0" distR="0" wp14:anchorId="537FB15C" wp14:editId="6392EE8D">
+            <wp:extent cx="5676900" cy="4166094"/>
+            <wp:effectExtent l="0" t="0" r="0" b="6350"/>
+            <wp:docPr id="473384641" name="Picture 1"/>
+            <wp:cNvGraphicFramePr>
+              <a:graphicFrameLocks xmlns:a="http://schemas.openxmlformats.org/drawingml/2006/main" noChangeAspect="1"/>
+            </wp:cNvGraphicFramePr>
+            <a:graphic xmlns:a="http://schemas.openxmlformats.org/drawingml/2006/main">
+              <a:graphicData uri="http://schemas.openxmlformats.org/drawingml/2006/picture">
+                <pic:pic xmlns:pic="http://schemas.openxmlformats.org/drawingml/2006/picture">
+                  <pic:nvPicPr>
+                    <pic:cNvPr id="473384641" name=""/>
+                    <pic:cNvPicPr/>
+                  </pic:nvPicPr>
+                  <pic:blipFill>
+                    <a:blip r:embed="rId4"/>
+                    <a:stretch>
+                      <a:fillRect/>
+                    </a:stretch>
+                  </pic:blipFill>
+                  <pic:spPr>
+                    <a:xfrm>
+                      <a:off x="0" y="0"/>
+                      <a:ext cx="5676900" cy="4166094"/>
+                    </a:xfrm>
+                    <a:prstGeom prst="rect">
+                      <a:avLst/>
+                    </a:prstGeom>
+                  </pic:spPr>
+                </pic:pic>
+              </a:graphicData>
+            </a:graphic>
+          </wp:inline>
+        </w:drawing>
+      </w:r>
+      <w:r>
+        <w:rPr>
+          <w:lang w:val="pl-PL"/>
+        </w:rPr>
+        <w:br/>
+      </w:r>
+    </w:p>
+    <w:p>
+      <w:pPr>
+        <w:rPr>
+          <w:lang w:val="pl-PL"/>
+        </w:rPr>
+      </w:pPr>
+      <w:r>
+        <w:rPr>
+          <w:lang w:val="pl-PL"/>
+        </w:rPr>
+        <w:lastRenderedPageBreak/>
+        <w:t xml:space="preserve">Przestoje związane z robotem KUKA </w:t>
+      </w:r>
+      <w:r>
+        <w:rPr>
+          <w:lang w:val="pl-PL"/>
+        </w:rPr>
+        <w:t>dzieliły się na</w:t>
+      </w:r>
+      <w:r>
+        <w:rPr>
+          <w:lang w:val="pl-PL"/>
+        </w:rPr>
+        <w:t>:</w:t>
+      </w:r>
+    </w:p>
+    <w:p>
+      <w:pPr>
+        <w:rPr>
+          <w:lang w:val="pl-PL"/>
+        </w:rPr>
+      </w:pPr>
+      <w:r>
+        <w:rPr>
+          <w:lang w:val="pl-PL"/>
+        </w:rPr>
+        <w:t>-</w:t>
+      </w:r>
+      <w:r>
+        <w:rPr>
+          <w:lang w:val="pl-PL"/>
+        </w:rPr>
+        <w:t xml:space="preserve"> Zawieszenie robota 985 min (50%)</w:t>
+      </w:r>
+    </w:p>
+    <w:p>
+      <w:pPr>
+        <w:rPr>
+          <w:lang w:val="pl-PL"/>
+        </w:rPr>
+      </w:pPr>
+      <w:r>
+        <w:rPr>
+          <w:lang w:val="pl-PL"/>
+        </w:rPr>
+        <w:t>-</w:t>
+      </w:r>
+      <w:r>
+        <w:rPr>
+          <w:lang w:val="pl-PL"/>
+        </w:rPr>
+        <w:t xml:space="preserve"> ST60 – KUKA – Inne 925 min (47%) </w:t>
+      </w:r>
+    </w:p>
+    <w:p>
+      <w:pPr>
+        <w:rPr>
+          <w:lang w:val="pl-PL"/>
+        </w:rPr>
+      </w:pPr>
+      <w:r>
+        <w:rPr>
+          <w:lang w:val="pl-PL"/>
+        </w:rPr>
+        <w:t>-</w:t>
+      </w:r>
+      <w:r>
+        <w:rPr>
+          <w:lang w:val="pl-PL"/>
+        </w:rPr>
+        <w:t xml:space="preserve"> </w:t>
+      </w:r>
+      <w:r>
+        <w:rPr>
+          <w:lang w:val="pl-PL"/>
+        </w:rPr>
+        <w:t>U</w:t>
+      </w:r>
+      <w:r>
+        <w:rPr>
+          <w:lang w:val="pl-PL"/>
+        </w:rPr>
+        <w:t>puszczenie motoru przez robota 53 min (3%).</w:t>
+      </w:r>
+    </w:p>
+    <w:p>
+      <w:pPr>
+        <w:rPr>
+          <w:lang w:val="pl-PL"/>
+        </w:rPr>
+      </w:pPr>
+      <w:r>
+        <w:rPr>
+          <w:noProof/>
+          <w:lang w:val="pl-PL"/>
+        </w:rPr>
+        <w:drawing>
+          <wp:inline distT="0" distB="0" distL="0" distR="0" wp14:anchorId="5B7B3F25" wp14:editId="248FD699">
+            <wp:extent cx="5899839" cy="4366260"/>
+            <wp:effectExtent l="0" t="0" r="5715" b="0"/>
+            <wp:docPr id="1380292965" name="Picture 1"/>
+            <wp:cNvGraphicFramePr>
+              <a:graphicFrameLocks xmlns:a="http://schemas.openxmlformats.org/drawingml/2006/main" noChangeAspect="1"/>
+            </wp:cNvGraphicFramePr>
+            <a:graphic xmlns:a="http://schemas.openxmlformats.org/drawingml/2006/main">
+              <a:graphicData uri="http://schemas.openxmlformats.org/drawingml/2006/picture">
+                <pic:pic xmlns:pic="http://schemas.openxmlformats.org/drawingml/2006/picture">
+                  <pic:nvPicPr>
+                    <pic:cNvPr id="1380292965" name=""/>
+                    <pic:cNvPicPr/>
+                  </pic:nvPicPr>
+                  <pic:blipFill>
+                    <a:blip r:embed="rId5"/>
+                    <a:stretch>
+                      <a:fillRect/>
+                    </a:stretch>
+                  </pic:blipFill>
+                  <pic:spPr>
+                    <a:xfrm>
+                      <a:off x="0" y="0"/>
+                      <a:ext cx="5932996" cy="4390799"/>
+                    </a:xfrm>
+                    <a:prstGeom prst="rect">
+                      <a:avLst/>
+                    </a:prstGeom>
+                  </pic:spPr>
+                </pic:pic>
+              </a:graphicData>
+            </a:graphic>
+          </wp:inline>
+        </w:drawing>
+      </w:r>
+    </w:p>
+    <w:p>
+      <w:pPr>
+        <w:rPr>
+          <w:lang w:val="pl-PL"/>
+        </w:rPr>
+      </w:pPr>
+    </w:p>
+    <w:p>
+      <w:pPr>
+        <w:rPr>
+          <w:lang w:val="pl-PL"/>
+        </w:rPr>
+      </w:pPr>
+    </w:p>
+    <w:p>
+      <w:pPr>
+        <w:rPr>
+          <w:lang w:val="pl-PL"/>
+        </w:rPr>
+      </w:pPr>
+    </w:p>
+    <w:p>
+      <w:pPr>
+        <w:rPr>
+          <w:lang w:val="pl-PL"/>
+        </w:rPr>
+      </w:pPr>
+    </w:p>
+    <w:p>
+      <w:pPr>
+        <w:rPr>
+          <w:lang w:val="pl-PL"/>
+        </w:rPr>
+      </w:pPr>
+    </w:p>
+    <w:p>
+      <w:pPr>
+        <w:rPr>
+          <w:lang w:val="pl-PL"/>
+        </w:rPr>
+      </w:pPr>
+    </w:p>
+    <w:p>
+      <w:pPr>
+        <w:rPr>
+          <w:lang w:val="pl-PL"/>
+        </w:rPr>
+      </w:pPr>
+    </w:p>
+    <w:p>
+      <w:pPr>
+        <w:rPr>
+          <w:lang w:val="pl-PL"/>
+        </w:rPr>
+      </w:pPr>
+      <w:r>
+        <w:rPr>
+          <w:lang w:val="pl-PL"/>
+        </w:rPr>
+        <w:lastRenderedPageBreak/>
+        <w:br/>
+      </w:r>
+      <w:r>
+        <w:rPr>
+          <w:lang w:val="pl-PL"/>
+        </w:rPr>
+        <w:t>Przestoje związane z CELL1 podzielić można na</w:t>
+      </w:r>
+      <w:r>
+        <w:rPr>
+          <w:lang w:val="pl-PL"/>
+        </w:rPr>
+        <w:t>:</w:t>
+      </w:r>
+    </w:p>
+    <w:p>
+      <w:pPr>
+        <w:rPr>
+          <w:lang w:val="pl-PL"/>
+        </w:rPr>
+      </w:pPr>
+      <w:r>
+        <w:rPr>
+          <w:lang w:val="pl-PL"/>
+        </w:rPr>
+        <w:t>-</w:t>
+      </w:r>
+      <w:r>
+        <w:rPr>
+          <w:lang w:val="pl-PL"/>
+        </w:rPr>
+        <w:t xml:space="preserve"> ST60 – Cell1 – Inne 569 min (49%)</w:t>
+      </w:r>
+    </w:p>
+    <w:p>
+      <w:pPr>
+        <w:rPr>
+          <w:lang w:val="pl-PL"/>
+        </w:rPr>
+      </w:pPr>
+      <w:r>
+        <w:rPr>
+          <w:lang w:val="pl-PL"/>
+        </w:rPr>
+        <w:t>-</w:t>
+      </w:r>
+      <w:r>
+        <w:rPr>
+          <w:lang w:val="pl-PL"/>
+        </w:rPr>
+        <w:t xml:space="preserve"> </w:t>
+      </w:r>
+      <w:r>
+        <w:rPr>
+          <w:lang w:val="pl-PL"/>
+        </w:rPr>
+        <w:t>P</w:t>
+      </w:r>
+      <w:r>
+        <w:rPr>
+          <w:lang w:val="pl-PL"/>
+        </w:rPr>
+        <w:t>raca na CELL2 275min (24%)</w:t>
+      </w:r>
+    </w:p>
+    <w:p>
+      <w:pPr>
+        <w:rPr>
+          <w:lang w:val="pl-PL"/>
+        </w:rPr>
+      </w:pPr>
+      <w:r>
+        <w:rPr>
+          <w:lang w:val="pl-PL"/>
+        </w:rPr>
+        <w:t>-</w:t>
+      </w:r>
+      <w:r>
+        <w:rPr>
+          <w:lang w:val="pl-PL"/>
+        </w:rPr>
+        <w:t xml:space="preserve"> </w:t>
+      </w:r>
+      <w:r>
+        <w:rPr>
+          <w:lang w:val="pl-PL"/>
+        </w:rPr>
+        <w:t>S</w:t>
+      </w:r>
+      <w:r>
+        <w:rPr>
+          <w:lang w:val="pl-PL"/>
+        </w:rPr>
+        <w:t>tół obrotowy 83min (8%)</w:t>
+      </w:r>
+    </w:p>
+    <w:p>
+      <w:pPr>
+        <w:rPr>
+          <w:lang w:val="pl-PL"/>
+        </w:rPr>
+      </w:pPr>
+      <w:r>
+        <w:rPr>
+          <w:lang w:val="pl-PL"/>
+        </w:rPr>
+        <w:t>-</w:t>
+      </w:r>
+      <w:r>
+        <w:rPr>
+          <w:lang w:val="pl-PL"/>
+        </w:rPr>
+        <w:t xml:space="preserve"> Zablokowany motor na stacji 82min (7%)</w:t>
+      </w:r>
+    </w:p>
+    <w:p>
+      <w:pPr>
+        <w:rPr>
+          <w:lang w:val="pl-PL"/>
+        </w:rPr>
+      </w:pPr>
+      <w:r>
+        <w:rPr>
+          <w:lang w:val="pl-PL"/>
+        </w:rPr>
+        <w:t>-</w:t>
+      </w:r>
+      <w:r>
+        <w:rPr>
+          <w:lang w:val="pl-PL"/>
+        </w:rPr>
+        <w:t xml:space="preserve"> </w:t>
+      </w:r>
+      <w:r>
+        <w:rPr>
+          <w:lang w:val="pl-PL"/>
+        </w:rPr>
+        <w:t>P</w:t>
+      </w:r>
+      <w:r>
+        <w:rPr>
+          <w:lang w:val="pl-PL"/>
+        </w:rPr>
+        <w:t>rzedłużony test czystości 63min (5%).</w:t>
+      </w:r>
+    </w:p>
+    <w:p>
+      <w:pPr>
+        <w:rPr>
+          <w:lang w:val="pl-PL"/>
+        </w:rPr>
+      </w:pPr>
+      <w:r>
+        <w:rPr>
+          <w:lang w:val="pl-PL"/>
+        </w:rPr>
+        <w:br/>
+      </w:r>
+      <w:r>
+        <w:rPr>
+          <w:noProof/>
+          <w:lang w:val="pl-PL"/>
+        </w:rPr>
+        <w:drawing>
+          <wp:inline distT="0" distB="0" distL="0" distR="0" wp14:anchorId="5995EA76" wp14:editId="1F4009E8">
+            <wp:extent cx="5974080" cy="4447371"/>
+            <wp:effectExtent l="0" t="0" r="7620" b="0"/>
+            <wp:docPr id="1846075086" name="Picture 1"/>
+            <wp:cNvGraphicFramePr>
+              <a:graphicFrameLocks xmlns:a="http://schemas.openxmlformats.org/drawingml/2006/main" noChangeAspect="1"/>
+            </wp:cNvGraphicFramePr>
+            <a:graphic xmlns:a="http://schemas.openxmlformats.org/drawingml/2006/main">
+              <a:graphicData uri="http://schemas.openxmlformats.org/drawingml/2006/picture">
+                <pic:pic xmlns:pic="http://schemas.openxmlformats.org/drawingml/2006/picture">
+                  <pic:nvPicPr>
+                    <pic:cNvPr id="1846075086" name=""/>
+                    <pic:cNvPicPr/>
+                  </pic:nvPicPr>
+                  <pic:blipFill>
+                    <a:blip r:embed="rId6"/>
+                    <a:stretch>
+                      <a:fillRect/>
+                    </a:stretch>
+                  </pic:blipFill>
+                  <pic:spPr>
+                    <a:xfrm>
+                      <a:off x="0" y="0"/>
+                      <a:ext cx="6005986" cy="4471123"/>
+                    </a:xfrm>
+                    <a:prstGeom prst="rect">
+                      <a:avLst/>
+                    </a:prstGeom>
+                  </pic:spPr>
+                </pic:pic>
+              </a:graphicData>
+            </a:graphic>
+          </wp:inline>
+        </w:drawing>
+      </w:r>
+    </w:p>
+    <w:p>
+      <w:pPr>
+        <w:rPr>
+          <w:lang w:val="pl-PL"/>
+        </w:rPr>
+      </w:pPr>
+    </w:p>
+    <w:p>
+      <w:pPr>
+        <w:rPr>
+          <w:lang w:val="pl-PL"/>
+        </w:rPr>
+      </w:pPr>
+    </w:p>
+    <w:p>
+      <w:pPr>
+        <w:rPr>
+          <w:lang w:val="pl-PL"/>
+        </w:rPr>
+      </w:pPr>
+    </w:p>
+    <w:p>
+      <w:pPr>
+        <w:rPr>
+          <w:lang w:val="pl-PL"/>
+        </w:rPr>
+      </w:pPr>
+    </w:p>
+    <w:p>
+      <w:pPr>
+        <w:rPr>
+          <w:lang w:val="pl-PL"/>
+        </w:rPr>
+      </w:pPr>
+      <w:r>
+        <w:rPr>
+          <w:lang w:val="pl-PL"/>
+        </w:rPr>
+        <w:lastRenderedPageBreak/>
+        <w:t>Przestoje dla CELL2 dzielą się na</w:t>
+      </w:r>
+      <w:r>
+        <w:rPr>
+          <w:lang w:val="pl-PL"/>
+        </w:rPr>
+        <w:t>:</w:t>
+      </w:r>
+    </w:p>
+    <w:p>
+      <w:pPr>
+        <w:rPr>
+          <w:lang w:val="pl-PL"/>
+        </w:rPr>
+      </w:pPr>
+      <w:r>
+        <w:rPr>
+          <w:lang w:val="pl-PL"/>
+        </w:rPr>
+        <w:t>-</w:t>
+      </w:r>
+      <w:r>
+        <w:rPr>
+          <w:lang w:val="pl-PL"/>
+        </w:rPr>
+        <w:t xml:space="preserve"> ST60 – Cell 2 – Inne 265 min (49%)</w:t>
+      </w:r>
+    </w:p>
+    <w:p>
+      <w:pPr>
+        <w:rPr>
+          <w:lang w:val="pl-PL"/>
+        </w:rPr>
+      </w:pPr>
+      <w:r>
+        <w:rPr>
+          <w:lang w:val="pl-PL"/>
+        </w:rPr>
+        <w:t>-</w:t>
+      </w:r>
+      <w:r>
+        <w:rPr>
+          <w:lang w:val="pl-PL"/>
+        </w:rPr>
+        <w:t xml:space="preserve"> </w:t>
+      </w:r>
+      <w:r>
+        <w:rPr>
+          <w:lang w:val="pl-PL"/>
+        </w:rPr>
+        <w:t>Z</w:t>
+      </w:r>
+      <w:r>
+        <w:rPr>
+          <w:lang w:val="pl-PL"/>
+        </w:rPr>
+        <w:t>ablokowany motor na stacji 133 min (24%)</w:t>
+      </w:r>
+    </w:p>
+    <w:p>
+      <w:pPr>
+        <w:rPr>
+          <w:lang w:val="pl-PL"/>
+        </w:rPr>
+      </w:pPr>
+      <w:r>
+        <w:rPr>
+          <w:lang w:val="pl-PL"/>
+        </w:rPr>
+        <w:t>-</w:t>
+      </w:r>
+      <w:r>
+        <w:rPr>
+          <w:lang w:val="pl-PL"/>
+        </w:rPr>
+        <w:t xml:space="preserve"> Kalibracja stacji </w:t>
+      </w:r>
+      <w:r>
+        <w:rPr>
+          <w:lang w:val="pl-PL"/>
+        </w:rPr>
+        <w:t>47min (9%)</w:t>
+      </w:r>
+    </w:p>
+    <w:p>
+      <w:pPr>
+        <w:rPr>
+          <w:lang w:val="pl-PL"/>
+        </w:rPr>
+      </w:pPr>
+      <w:r>
+        <w:rPr>
+          <w:lang w:val="pl-PL"/>
+        </w:rPr>
+        <w:t>- Przedłużony test czystości 44 min (8%)</w:t>
+      </w:r>
+    </w:p>
+    <w:p>
+      <w:pPr>
+        <w:rPr>
+          <w:lang w:val="pl-PL"/>
+        </w:rPr>
+      </w:pPr>
+      <w:r>
+        <w:rPr>
+          <w:lang w:val="pl-PL"/>
+        </w:rPr>
+        <w:t>- Odpad na czystość 35 min (7%)</w:t>
+      </w:r>
+    </w:p>
+    <w:p>
+      <w:pPr>
         <w:rPr>
           <w:b/>
           <w:bCs/>
           <w:lang w:val="pl-PL"/>
         </w:rPr>
       </w:pPr>
-    </w:p>
-    <w:p>
-      <w:pPr>
-        <w:rPr>
-          <w:lang w:val="pl-PL"/>
-        </w:rPr>
-      </w:pPr>
-      <w:r>
-        <w:rPr>
-          <w:lang w:val="pl-PL"/>
-        </w:rPr>
-        <w:t>Poniższy raport przedstawia wnioski z analizy dwóch miesięcy pracy linii montażowej X. Analizowane były kluczo</w:t>
-      </w:r>
-      <w:r>
-        <w:rPr>
-          <w:lang w:val="pl-PL"/>
-        </w:rPr>
-        <w:t>w</w:t>
-      </w:r>
-      <w:r>
-        <w:rPr>
-          <w:lang w:val="pl-PL"/>
-        </w:rPr>
-        <w:t>e KPI takie jak FPY, wydajność i przestoje</w:t>
-      </w:r>
-      <w:r>
-        <w:rPr>
-          <w:lang w:val="pl-PL"/>
-        </w:rPr>
-        <w:t>.</w:t>
+      <w:r>
+        <w:rPr>
+          <w:lang w:val="pl-PL"/>
+        </w:rPr>
+        <w:t>- Uszkodzony adapter 19min (3%)</w:t>
       </w:r>
       <w:r>
         <w:rPr>
           <w:lang w:val="pl-PL"/>
         </w:rPr>
         <w:br/>
-        <w:t xml:space="preserve">W pierwszej kolejności przeanalizowane zostały dane z pierwszych pięciu dni by móc wyciągnąć pierwsze wnioski i by rozdzielić zadania poszczególnym działom takim jak technologia, produkcja czy dział utrzymania ruchu. Wyniki tej analizy zostały przedstawione kierownikom poszczególnych działów w załączonej prezentacji. </w:t>
+      </w:r>
+      <w:r>
+        <w:rPr>
+          <w:noProof/>
+          <w:lang w:val="pl-PL"/>
+        </w:rPr>
+        <w:drawing>
+          <wp:inline distT="0" distB="0" distL="0" distR="0" wp14:anchorId="57A5B41D" wp14:editId="5D240617">
+            <wp:extent cx="5943600" cy="4391025"/>
+            <wp:effectExtent l="0" t="0" r="0" b="9525"/>
+            <wp:docPr id="302113297" name="Picture 1"/>
+            <wp:cNvGraphicFramePr>
+              <a:graphicFrameLocks xmlns:a="http://schemas.openxmlformats.org/drawingml/2006/main" noChangeAspect="1"/>
+            </wp:cNvGraphicFramePr>
+            <a:graphic xmlns:a="http://schemas.openxmlformats.org/drawingml/2006/main">
+              <a:graphicData uri="http://schemas.openxmlformats.org/drawingml/2006/picture">
+                <pic:pic xmlns:pic="http://schemas.openxmlformats.org/drawingml/2006/picture">
+                  <pic:nvPicPr>
+                    <pic:cNvPr id="302113297" name=""/>
+                    <pic:cNvPicPr/>
+                  </pic:nvPicPr>
+                  <pic:blipFill>
+                    <a:blip r:embed="rId7"/>
+                    <a:stretch>
+                      <a:fillRect/>
+                    </a:stretch>
+                  </pic:blipFill>
+                  <pic:spPr>
+                    <a:xfrm>
+                      <a:off x="0" y="0"/>
+                      <a:ext cx="5943600" cy="4391025"/>
+                    </a:xfrm>
+                    <a:prstGeom prst="rect">
+                      <a:avLst/>
+                    </a:prstGeom>
+                  </pic:spPr>
+                </pic:pic>
+              </a:graphicData>
+            </a:graphic>
+          </wp:inline>
+        </w:drawing>
       </w:r>
       <w:r>
         <w:rPr>
           <w:lang w:val="pl-PL"/>
         </w:rPr>
         <w:br/>
-        <w:t xml:space="preserve">Następnie dane z dwóch miesięcy zostały oczyszczone i pogrupowane a na podstawie tych danych stworzony został </w:t>
-      </w:r>
-      <w:proofErr w:type="spellStart"/>
-      <w:r>
-        <w:rPr>
-          <w:lang w:val="pl-PL"/>
-        </w:rPr>
-        <w:t>dashboard</w:t>
-      </w:r>
-      <w:proofErr w:type="spellEnd"/>
-      <w:r>
-        <w:rPr>
-          <w:lang w:val="pl-PL"/>
-        </w:rPr>
-        <w:t xml:space="preserve"> w </w:t>
-      </w:r>
-      <w:proofErr w:type="spellStart"/>
-      <w:r>
-        <w:rPr>
-          <w:lang w:val="pl-PL"/>
-        </w:rPr>
-        <w:t>PowerBI</w:t>
-      </w:r>
-      <w:proofErr w:type="spellEnd"/>
-      <w:r>
-        <w:rPr>
-          <w:lang w:val="pl-PL"/>
-        </w:rPr>
-        <w:t>.</w:t>
-      </w:r>
-      <w:r>
-        <w:rPr>
-          <w:lang w:val="pl-PL"/>
-        </w:rPr>
-        <w:t xml:space="preserve"> Z którego wnioski przedstawione są poniżej.</w:t>
       </w:r>
       <w:r>
         <w:rPr>
           <w:lang w:val="pl-PL"/>
         </w:rPr>
         <w:br/>
-        <w:t xml:space="preserve">By w przyszłości uniknąć konieczności ręcznego czyszczenia danych stworzony został prosty program konsolowy w </w:t>
-      </w:r>
-      <w:proofErr w:type="spellStart"/>
-      <w:r>
-        <w:rPr>
-          <w:lang w:val="pl-PL"/>
-        </w:rPr>
-        <w:t>pythonie</w:t>
-      </w:r>
-      <w:proofErr w:type="spellEnd"/>
-      <w:r>
-        <w:rPr>
-          <w:lang w:val="pl-PL"/>
-        </w:rPr>
-        <w:t xml:space="preserve"> służący do ustrukturyzowanego zapisywania przyczyn i czasów przestojów.</w:t>
-      </w:r>
-    </w:p>
-    <w:p>
-      <w:pPr>
-        <w:jc w:val="center"/>
+      </w:r>
+    </w:p>
+    <w:p>
+      <w:pPr>
         <w:rPr>
           <w:b/>
           <w:bCs/>
@@ -145,212 +895,130 @@
         <w:rPr>
           <w:b/>
           <w:bCs/>
-          <w:u w:val="single"/>
-          <w:lang w:val="pl-PL"/>
-        </w:rPr>
-      </w:pPr>
-      <w:r>
+          <w:lang w:val="pl-PL"/>
+        </w:rPr>
+      </w:pPr>
+    </w:p>
+    <w:p>
+      <w:pPr>
         <w:rPr>
           <w:b/>
           <w:bCs/>
-          <w:u w:val="single"/>
-          <w:lang w:val="pl-PL"/>
-        </w:rPr>
-        <w:t>Analiza FPY</w:t>
-      </w:r>
-    </w:p>
-    <w:p>
-      <w:pPr>
-        <w:rPr>
-          <w:lang w:val="pl-PL"/>
-        </w:rPr>
-      </w:pPr>
-      <w:r>
-        <w:rPr>
-          <w:lang w:val="pl-PL"/>
-        </w:rPr>
-        <w:t>Analiza wsk</w:t>
-      </w:r>
-      <w:r>
-        <w:rPr>
-          <w:lang w:val="pl-PL"/>
-        </w:rPr>
-        <w:t xml:space="preserve">aźnika FPY pokazuje, że zachowuje się on dość stabilnie. Jego wyniki oscylują pomiędzy 85% a 95%. Jest tu możliwość poprawy, ale nie jest to kluczowa przyczyna obecnych problemów. </w:t>
-      </w:r>
-      <w:r>
-        <w:rPr>
-          <w:lang w:val="pl-PL"/>
-        </w:rPr>
-        <w:br/>
-      </w:r>
-      <w:r>
+          <w:lang w:val="pl-PL"/>
+        </w:rPr>
+      </w:pPr>
+    </w:p>
+    <w:p>
+      <w:pPr>
         <w:rPr>
           <w:b/>
           <w:bCs/>
           <w:lang w:val="pl-PL"/>
         </w:rPr>
-        <w:t>Zalecenia:</w:t>
-      </w:r>
-      <w:r>
-        <w:rPr>
-          <w:lang w:val="pl-PL"/>
-        </w:rPr>
-        <w:br/>
-      </w:r>
-      <w:r>
-        <w:rPr>
-          <w:lang w:val="pl-PL"/>
-        </w:rPr>
-        <w:t>Należy o</w:t>
-      </w:r>
-      <w:r>
-        <w:rPr>
-          <w:lang w:val="pl-PL"/>
-        </w:rPr>
-        <w:t xml:space="preserve">becnie skupić się na problemach niezwiązanych z jakością komponentów. </w:t>
-      </w:r>
-    </w:p>
-    <w:p>
-      <w:pPr>
+      </w:pPr>
+    </w:p>
+    <w:p>
+      <w:pPr>
+        <w:rPr>
+          <w:lang w:val="pl-PL"/>
+        </w:rPr>
+      </w:pPr>
+      <w:r>
         <w:rPr>
           <w:b/>
           <w:bCs/>
-          <w:u w:val="single"/>
-          <w:lang w:val="pl-PL"/>
-        </w:rPr>
-      </w:pPr>
-      <w:r>
-        <w:rPr>
-          <w:b/>
-          <w:bCs/>
-          <w:u w:val="single"/>
-          <w:lang w:val="pl-PL"/>
-        </w:rPr>
-        <w:t>Analiza wydajności</w:t>
-      </w:r>
-    </w:p>
-    <w:p>
-      <w:pPr>
-        <w:rPr>
-          <w:lang w:val="pl-PL"/>
-        </w:rPr>
-      </w:pPr>
-      <w:r>
-        <w:rPr>
-          <w:lang w:val="pl-PL"/>
-        </w:rPr>
-        <w:t xml:space="preserve">Wskaźnik wydajności charakteryzuje się znacznie większą zmiennością niż wskaźnik FPY. </w:t>
-      </w:r>
-      <w:r>
-        <w:rPr>
-          <w:lang w:val="pl-PL"/>
-        </w:rPr>
-        <w:t>Zaobserwowano systematyczny spadek wydajności podczas drugiej i trzeciej zmiany. Wymaga to dalszej analizy czynników operacyjnych, takich jak organizacja pracy, dostępność wsparcia technicznego czy obciążenie operatorów.</w:t>
-      </w:r>
-      <w:r>
-        <w:rPr>
-          <w:lang w:val="pl-PL"/>
-        </w:rPr>
-        <w:t>. Ponadto widoczna jest korelacja pomiędzy niskim wynikiem wskaźnika wydajności a wysokim wskazaniem wskaźnika przestojów.</w:t>
+          <w:lang w:val="pl-PL"/>
+        </w:rPr>
+        <w:lastRenderedPageBreak/>
+        <w:t>Wnioski:</w:t>
+      </w:r>
+    </w:p>
+    <w:p>
+      <w:pPr>
+        <w:rPr>
+          <w:lang w:val="pl-PL"/>
+        </w:rPr>
+      </w:pPr>
+      <w:r>
+        <w:rPr>
+          <w:lang w:val="pl-PL"/>
+        </w:rPr>
+        <w:t xml:space="preserve">1. Należy skupić się na stacji 60 ponieważ odpowiada aż za 66% czasu przestojów. </w:t>
       </w:r>
       <w:r>
         <w:rPr>
           <w:lang w:val="pl-PL"/>
         </w:rPr>
         <w:br/>
-      </w:r>
-      <w:r>
-        <w:rPr>
-          <w:b/>
-          <w:bCs/>
-          <w:lang w:val="pl-PL"/>
-        </w:rPr>
-        <w:t>Zalecenia:</w:t>
+        <w:t>2. Rozwiązać należy problem z zawieszaniem Robota co odpowiada aż za 50% czasu przesto</w:t>
+      </w:r>
+      <w:r>
+        <w:rPr>
+          <w:lang w:val="pl-PL"/>
+        </w:rPr>
+        <w:t>jów</w:t>
+      </w:r>
+      <w:r>
+        <w:rPr>
+          <w:lang w:val="pl-PL"/>
+        </w:rPr>
+        <w:t xml:space="preserve"> KUKA.</w:t>
       </w:r>
       <w:r>
         <w:rPr>
           <w:lang w:val="pl-PL"/>
         </w:rPr>
         <w:br/>
-        <w:t xml:space="preserve">Zaleca się zlecić koordynatorom na drugich i trzecich zmianach </w:t>
-      </w:r>
-      <w:r>
-        <w:rPr>
-          <w:lang w:val="pl-PL"/>
-        </w:rPr>
-        <w:t xml:space="preserve">większą kontrolę nad linią. </w:t>
+      </w:r>
+      <w:r>
+        <w:rPr>
+          <w:lang w:val="pl-PL"/>
+        </w:rPr>
+        <w:t>3</w:t>
+      </w:r>
+      <w:r>
+        <w:rPr>
+          <w:lang w:val="pl-PL"/>
+        </w:rPr>
+        <w:t>. W związku z du</w:t>
+      </w:r>
+      <w:r>
+        <w:rPr>
+          <w:lang w:val="pl-PL"/>
+        </w:rPr>
+        <w:t>ż</w:t>
+      </w:r>
+      <w:r>
+        <w:rPr>
+          <w:lang w:val="pl-PL"/>
+        </w:rPr>
+        <w:t xml:space="preserve">ą ilością niesklasyfikowanych przestojów opisanych jako „inne’ stworzona została aplikacja w </w:t>
+      </w:r>
+      <w:proofErr w:type="spellStart"/>
+      <w:r>
+        <w:rPr>
+          <w:lang w:val="pl-PL"/>
+        </w:rPr>
+        <w:t>pythonie</w:t>
+      </w:r>
+      <w:proofErr w:type="spellEnd"/>
+      <w:r>
+        <w:rPr>
+          <w:lang w:val="pl-PL"/>
+        </w:rPr>
+        <w:t xml:space="preserve"> </w:t>
+      </w:r>
+      <w:r>
+        <w:rPr>
+          <w:lang w:val="pl-PL"/>
+        </w:rPr>
+        <w:t>która zapisuje przestoje w sposób skategoryzowany by poprawić przyszłą analizę. Zaleca się również warsztaty z operatorami by lepiej zrozumieć problemy skategoryzowane jako „Inne”.</w:t>
       </w:r>
       <w:r>
         <w:rPr>
           <w:lang w:val="pl-PL"/>
         </w:rPr>
         <w:br/>
-        <w:t>Skupić się na analizie przestojów, ponieważ widoczna jest korelacja pomiędzy słabą wydajnością a dużymi przestojami.</w:t>
-      </w:r>
-    </w:p>
-    <w:p>
-      <w:pPr>
-        <w:rPr>
-          <w:b/>
-          <w:bCs/>
-          <w:u w:val="single"/>
-          <w:lang w:val="pl-PL"/>
-        </w:rPr>
-      </w:pPr>
-      <w:r>
-        <w:rPr>
-          <w:b/>
-          <w:bCs/>
-          <w:u w:val="single"/>
-          <w:lang w:val="pl-PL"/>
-        </w:rPr>
-        <w:t>Analiza przestojów</w:t>
-      </w:r>
-    </w:p>
-    <w:p>
-      <w:pPr>
-        <w:rPr>
-          <w:lang w:val="pl-PL"/>
-        </w:rPr>
-      </w:pPr>
-      <w:r>
-        <w:rPr>
-          <w:lang w:val="pl-PL"/>
-        </w:rPr>
-        <w:t xml:space="preserve">Przestoje zostały przeanalizowane z uwzględnieniem podziału na stacje, maszyny znajdujące się na danej stacji oraz rodzaj awarii danej maszyny. Z analizowanego wykresu </w:t>
-      </w:r>
-      <w:r>
-        <w:rPr>
-          <w:lang w:val="pl-PL"/>
-        </w:rPr>
-        <w:lastRenderedPageBreak/>
-        <w:t>jasno wynika, że główną przyczyną przestojów jest „stacja 60”, w niej główną przyczyną jest robot „KUKA”, a głównym typem awarii jaka dotyka robota to jego zawieszenie.</w:t>
-      </w:r>
-      <w:r>
-        <w:rPr>
-          <w:lang w:val="pl-PL"/>
-        </w:rPr>
-        <w:br/>
-      </w:r>
-      <w:r>
-        <w:rPr>
-          <w:b/>
-          <w:bCs/>
-          <w:lang w:val="pl-PL"/>
-        </w:rPr>
-        <w:t>Zalecenia:</w:t>
-      </w:r>
-      <w:r>
-        <w:rPr>
-          <w:lang w:val="pl-PL"/>
-        </w:rPr>
-        <w:br/>
-      </w:r>
-      <w:r>
-        <w:rPr>
-          <w:lang w:val="pl-PL"/>
-        </w:rPr>
-        <w:t>Największy potencjał poprawy dostępności linii znajduje się w eliminacji awarii robota KUKA na stacji 60.</w:t>
       </w:r>
       <w:r>
         <w:rPr>
@@ -361,7 +1029,7 @@
     </w:p>
     <w:sectPr>
       <w:pgSz w:w="12240" w:h="15840"/>
-      <w:pgMar w:top="1417" w:right="1417" w:bottom="1417" w:left="1417" w:header="708" w:footer="708" w:gutter="0"/>
+      <w:pgMar w:top="1440" w:right="1440" w:bottom="1440" w:left="1440" w:header="708" w:footer="708" w:gutter="0"/>
       <w:cols w:space="708"/>
       <w:docGrid w:linePitch="360"/>
     </w:sectPr>
@@ -777,7 +1445,7 @@
     <w:link w:val="Heading1Char"/>
     <w:uiPriority w:val="9"/>
     <w:qFormat/>
-    <w:rsid w:val="001E737D"/>
+    <w:rsid w:val="003B6C8E"/>
     <w:pPr>
       <w:keepNext/>
       <w:keepLines/>
@@ -800,7 +1468,7 @@
     <w:semiHidden/>
     <w:unhideWhenUsed/>
     <w:qFormat/>
-    <w:rsid w:val="001E737D"/>
+    <w:rsid w:val="003B6C8E"/>
     <w:pPr>
       <w:keepNext/>
       <w:keepLines/>
@@ -823,7 +1491,7 @@
     <w:semiHidden/>
     <w:unhideWhenUsed/>
     <w:qFormat/>
-    <w:rsid w:val="001E737D"/>
+    <w:rsid w:val="003B6C8E"/>
     <w:pPr>
       <w:keepNext/>
       <w:keepLines/>
@@ -846,7 +1514,7 @@
     <w:semiHidden/>
     <w:unhideWhenUsed/>
     <w:qFormat/>
-    <w:rsid w:val="001E737D"/>
+    <w:rsid w:val="003B6C8E"/>
     <w:pPr>
       <w:keepNext/>
       <w:keepLines/>
@@ -869,7 +1537,7 @@
     <w:semiHidden/>
     <w:unhideWhenUsed/>
     <w:qFormat/>
-    <w:rsid w:val="001E737D"/>
+    <w:rsid w:val="003B6C8E"/>
     <w:pPr>
       <w:keepNext/>
       <w:keepLines/>
@@ -890,7 +1558,7 @@
     <w:semiHidden/>
     <w:unhideWhenUsed/>
     <w:qFormat/>
-    <w:rsid w:val="001E737D"/>
+    <w:rsid w:val="003B6C8E"/>
     <w:pPr>
       <w:keepNext/>
       <w:keepLines/>
@@ -913,7 +1581,7 @@
     <w:semiHidden/>
     <w:unhideWhenUsed/>
     <w:qFormat/>
-    <w:rsid w:val="001E737D"/>
+    <w:rsid w:val="003B6C8E"/>
     <w:pPr>
       <w:keepNext/>
       <w:keepLines/>
@@ -934,7 +1602,7 @@
     <w:semiHidden/>
     <w:unhideWhenUsed/>
     <w:qFormat/>
-    <w:rsid w:val="001E737D"/>
+    <w:rsid w:val="003B6C8E"/>
     <w:pPr>
       <w:keepNext/>
       <w:keepLines/>
@@ -957,7 +1625,7 @@
     <w:semiHidden/>
     <w:unhideWhenUsed/>
     <w:qFormat/>
-    <w:rsid w:val="001E737D"/>
+    <w:rsid w:val="003B6C8E"/>
     <w:pPr>
       <w:keepNext/>
       <w:keepLines/>
@@ -972,6 +1640,7 @@
   <w:style w:type="character" w:default="1" w:styleId="DefaultParagraphFont">
     <w:name w:val="Default Paragraph Font"/>
     <w:uiPriority w:val="1"/>
+    <w:semiHidden/>
     <w:unhideWhenUsed/>
   </w:style>
   <w:style w:type="table" w:default="1" w:styleId="TableNormal">
@@ -1000,7 +1669,7 @@
     <w:basedOn w:val="DefaultParagraphFont"/>
     <w:link w:val="Heading1"/>
     <w:uiPriority w:val="9"/>
-    <w:rsid w:val="001E737D"/>
+    <w:rsid w:val="003B6C8E"/>
     <w:rPr>
       <w:rFonts w:asciiTheme="majorHAnsi" w:eastAsiaTheme="majorEastAsia" w:hAnsiTheme="majorHAnsi" w:cstheme="majorBidi"/>
       <w:color w:val="0F4761" w:themeColor="accent1" w:themeShade="BF"/>
@@ -1014,7 +1683,7 @@
     <w:link w:val="Heading2"/>
     <w:uiPriority w:val="9"/>
     <w:semiHidden/>
-    <w:rsid w:val="001E737D"/>
+    <w:rsid w:val="003B6C8E"/>
     <w:rPr>
       <w:rFonts w:asciiTheme="majorHAnsi" w:eastAsiaTheme="majorEastAsia" w:hAnsiTheme="majorHAnsi" w:cstheme="majorBidi"/>
       <w:color w:val="0F4761" w:themeColor="accent1" w:themeShade="BF"/>
@@ -1028,7 +1697,7 @@
     <w:link w:val="Heading3"/>
     <w:uiPriority w:val="9"/>
     <w:semiHidden/>
-    <w:rsid w:val="001E737D"/>
+    <w:rsid w:val="003B6C8E"/>
     <w:rPr>
       <w:rFonts w:eastAsiaTheme="majorEastAsia" w:cstheme="majorBidi"/>
       <w:color w:val="0F4761" w:themeColor="accent1" w:themeShade="BF"/>
@@ -1042,7 +1711,7 @@
     <w:link w:val="Heading4"/>
     <w:uiPriority w:val="9"/>
     <w:semiHidden/>
-    <w:rsid w:val="001E737D"/>
+    <w:rsid w:val="003B6C8E"/>
     <w:rPr>
       <w:rFonts w:eastAsiaTheme="majorEastAsia" w:cstheme="majorBidi"/>
       <w:i/>
@@ -1056,7 +1725,7 @@
     <w:link w:val="Heading5"/>
     <w:uiPriority w:val="9"/>
     <w:semiHidden/>
-    <w:rsid w:val="001E737D"/>
+    <w:rsid w:val="003B6C8E"/>
     <w:rPr>
       <w:rFonts w:eastAsiaTheme="majorEastAsia" w:cstheme="majorBidi"/>
       <w:color w:val="0F4761" w:themeColor="accent1" w:themeShade="BF"/>
@@ -1068,7 +1737,7 @@
     <w:link w:val="Heading6"/>
     <w:uiPriority w:val="9"/>
     <w:semiHidden/>
-    <w:rsid w:val="001E737D"/>
+    <w:rsid w:val="003B6C8E"/>
     <w:rPr>
       <w:rFonts w:eastAsiaTheme="majorEastAsia" w:cstheme="majorBidi"/>
       <w:i/>
@@ -1082,7 +1751,7 @@
     <w:link w:val="Heading7"/>
     <w:uiPriority w:val="9"/>
     <w:semiHidden/>
-    <w:rsid w:val="001E737D"/>
+    <w:rsid w:val="003B6C8E"/>
     <w:rPr>
       <w:rFonts w:eastAsiaTheme="majorEastAsia" w:cstheme="majorBidi"/>
       <w:color w:val="595959" w:themeColor="text1" w:themeTint="A6"/>
@@ -1094,7 +1763,7 @@
     <w:link w:val="Heading8"/>
     <w:uiPriority w:val="9"/>
     <w:semiHidden/>
-    <w:rsid w:val="001E737D"/>
+    <w:rsid w:val="003B6C8E"/>
     <w:rPr>
       <w:rFonts w:eastAsiaTheme="majorEastAsia" w:cstheme="majorBidi"/>
       <w:i/>
@@ -1108,7 +1777,7 @@
     <w:link w:val="Heading9"/>
     <w:uiPriority w:val="9"/>
     <w:semiHidden/>
-    <w:rsid w:val="001E737D"/>
+    <w:rsid w:val="003B6C8E"/>
     <w:rPr>
       <w:rFonts w:eastAsiaTheme="majorEastAsia" w:cstheme="majorBidi"/>
       <w:color w:val="272727" w:themeColor="text1" w:themeTint="D8"/>
@@ -1121,7 +1790,7 @@
     <w:link w:val="TitleChar"/>
     <w:uiPriority w:val="10"/>
     <w:qFormat/>
-    <w:rsid w:val="001E737D"/>
+    <w:rsid w:val="003B6C8E"/>
     <w:pPr>
       <w:spacing w:after="80" w:line="240" w:lineRule="auto"/>
       <w:contextualSpacing/>
@@ -1139,7 +1808,7 @@
     <w:basedOn w:val="DefaultParagraphFont"/>
     <w:link w:val="Title"/>
     <w:uiPriority w:val="10"/>
-    <w:rsid w:val="001E737D"/>
+    <w:rsid w:val="003B6C8E"/>
     <w:rPr>
       <w:rFonts w:asciiTheme="majorHAnsi" w:eastAsiaTheme="majorEastAsia" w:hAnsiTheme="majorHAnsi" w:cstheme="majorBidi"/>
       <w:spacing w:val="-10"/>
@@ -1155,7 +1824,7 @@
     <w:link w:val="SubtitleChar"/>
     <w:uiPriority w:val="11"/>
     <w:qFormat/>
-    <w:rsid w:val="001E737D"/>
+    <w:rsid w:val="003B6C8E"/>
     <w:pPr>
       <w:numPr>
         <w:ilvl w:val="1"/>
@@ -1174,7 +1843,7 @@
     <w:basedOn w:val="DefaultParagraphFont"/>
     <w:link w:val="Subtitle"/>
     <w:uiPriority w:val="11"/>
-    <w:rsid w:val="001E737D"/>
+    <w:rsid w:val="003B6C8E"/>
     <w:rPr>
       <w:rFonts w:eastAsiaTheme="majorEastAsia" w:cstheme="majorBidi"/>
       <w:color w:val="595959" w:themeColor="text1" w:themeTint="A6"/>
@@ -1190,7 +1859,7 @@
     <w:link w:val="QuoteChar"/>
     <w:uiPriority w:val="29"/>
     <w:qFormat/>
-    <w:rsid w:val="001E737D"/>
+    <w:rsid w:val="003B6C8E"/>
     <w:pPr>
       <w:spacing w:before="160"/>
       <w:jc w:val="center"/>
@@ -1206,7 +1875,7 @@
     <w:basedOn w:val="DefaultParagraphFont"/>
     <w:link w:val="Quote"/>
     <w:uiPriority w:val="29"/>
-    <w:rsid w:val="001E737D"/>
+    <w:rsid w:val="003B6C8E"/>
     <w:rPr>
       <w:i/>
       <w:iCs/>
@@ -1218,7 +1887,7 @@
     <w:basedOn w:val="Normal"/>
     <w:uiPriority w:val="34"/>
     <w:qFormat/>
-    <w:rsid w:val="001E737D"/>
+    <w:rsid w:val="003B6C8E"/>
     <w:pPr>
       <w:ind w:left="720"/>
       <w:contextualSpacing/>
@@ -1229,7 +1898,7 @@
     <w:basedOn w:val="DefaultParagraphFont"/>
     <w:uiPriority w:val="21"/>
     <w:qFormat/>
-    <w:rsid w:val="001E737D"/>
+    <w:rsid w:val="003B6C8E"/>
     <w:rPr>
       <w:i/>
       <w:iCs/>
@@ -1243,7 +1912,7 @@
     <w:link w:val="IntenseQuoteChar"/>
     <w:uiPriority w:val="30"/>
     <w:qFormat/>
-    <w:rsid w:val="001E737D"/>
+    <w:rsid w:val="003B6C8E"/>
     <w:pPr>
       <w:pBdr>
         <w:top w:val="single" w:sz="4" w:space="10" w:color="0F4761" w:themeColor="accent1" w:themeShade="BF"/>
@@ -1264,7 +1933,7 @@
     <w:basedOn w:val="DefaultParagraphFont"/>
     <w:link w:val="IntenseQuote"/>
     <w:uiPriority w:val="30"/>
-    <w:rsid w:val="001E737D"/>
+    <w:rsid w:val="003B6C8E"/>
     <w:rPr>
       <w:i/>
       <w:iCs/>
@@ -1276,7 +1945,7 @@
     <w:basedOn w:val="DefaultParagraphFont"/>
     <w:uiPriority w:val="32"/>
     <w:qFormat/>
-    <w:rsid w:val="001E737D"/>
+    <w:rsid w:val="003B6C8E"/>
     <w:rPr>
       <w:b/>
       <w:bCs/>
@@ -1386,7 +2055,7 @@
         <a:latin typeface="Aptos" panose="02110004020202020204"/>
         <a:ea typeface=""/>
         <a:cs typeface=""/>
-        <a:font script="Jpan" typeface="游ゴシック"/>
+        <a:font script="Jpan" typeface="游明朝"/>
         <a:font script="Hang" typeface="맑은 고딕"/>
         <a:font script="Hans" typeface="等线"/>
         <a:font script="Hant" typeface="新細明體"/>
@@ -1494,13 +2163,6 @@
         </a:gradFill>
       </a:fillStyleLst>
       <a:lnStyleLst>
-        <a:ln w="6350" cap="flat" cmpd="sng" algn="ctr">
-          <a:solidFill>
-            <a:schemeClr val="phClr"/>
-          </a:solidFill>
-          <a:prstDash val="solid"/>
-          <a:miter lim="800000"/>
-        </a:ln>
         <a:ln w="12700" cap="flat" cmpd="sng" algn="ctr">
           <a:solidFill>
             <a:schemeClr val="phClr"/>
@@ -1509,6 +2171,13 @@
           <a:miter lim="800000"/>
         </a:ln>
         <a:ln w="19050" cap="flat" cmpd="sng" algn="ctr">
+          <a:solidFill>
+            <a:schemeClr val="phClr"/>
+          </a:solidFill>
+          <a:prstDash val="solid"/>
+          <a:miter lim="800000"/>
+        </a:ln>
+        <a:ln w="25400" cap="flat" cmpd="sng" algn="ctr">
           <a:solidFill>
             <a:schemeClr val="phClr"/>
           </a:solidFill>
@@ -1573,11 +2242,31 @@
       </a:bgFillStyleLst>
     </a:fmtScheme>
   </a:themeElements>
-  <a:objectDefaults/>
+  <a:objectDefaults>
+    <a:lnDef>
+      <a:spPr/>
+      <a:bodyPr/>
+      <a:lstStyle/>
+      <a:style>
+        <a:lnRef idx="2">
+          <a:schemeClr val="accent1"/>
+        </a:lnRef>
+        <a:fillRef idx="0">
+          <a:schemeClr val="accent1"/>
+        </a:fillRef>
+        <a:effectRef idx="1">
+          <a:schemeClr val="accent1"/>
+        </a:effectRef>
+        <a:fontRef idx="minor">
+          <a:schemeClr val="tx1"/>
+        </a:fontRef>
+      </a:style>
+    </a:lnDef>
+  </a:objectDefaults>
   <a:extraClrSchemeLst/>
   <a:extLst>
     <a:ext uri="{05A4C25C-085E-4340-85A3-A5531E510DB2}">
-      <thm15:themeFamily xmlns:thm15="http://schemas.microsoft.com/office/thememl/2012/main" name="Office Theme" id="{62F939B6-93AF-4DB8-9C6B-D6C7DFDC589F}" vid="{4A3C46E8-61CC-4603-A589-7422A47A8E4A}"/>
+      <thm15:themeFamily xmlns:thm15="http://schemas.microsoft.com/office/thememl/2012/main" name="Office Theme" id="{2E142A2C-CD16-42D6-873A-C26D2A0506FA}" vid="{1BDDFF52-6CD6-40A5-AB3C-68EB2F1E4D0A}"/>
     </a:ext>
   </a:extLst>
 </a:theme>
